--- a/assets/downloads/Personal_Code_of_Ethics.docx
+++ b/assets/downloads/Personal_Code_of_Ethics.docx
@@ -73,6 +73,21 @@
     <w:p>
       <w:r>
         <w:t>I will promote equal opportunities and create a work environment that celebrates diversity and inclusion.</w:t>
+      </w:r>
+    </w:p>
+    <w:p>
+      <w:r>
+        <w:br/>
+        <w:br/>
+        <w:t>References:</w:t>
+        <w:br/>
+        <w:t>[1] Association for Computing Machinery (ACM). (2022). ACM Code of Ethics and Professional Conduct. https://www.acm.org/code-of-ethics</w:t>
+        <w:br/>
+        <w:t>[2] American Psychological Association (APA). (2020). Publication Manual of the American Psychological Association (7th ed.).</w:t>
+        <w:br/>
+        <w:t>[3] U.S. Equal Employment Opportunity Commission. (2023). Laws Enforced by EEOC. https://www.eeoc.gov/laws-guidance</w:t>
+        <w:br/>
+        <w:t>[4] Hofstede Insights. (2023). Country Comparison. https://www.hofstede-insights.com/product/compare-countries/</w:t>
       </w:r>
     </w:p>
     <w:sectPr>
